--- a/testakten/lobbyregister-dublin-bank-frankfurt-branch/03_handelsregister_frankfurt_zweigniederlassung.docx
+++ b/testakten/lobbyregister-dublin-bank-frankfurt-branch/03_handelsregister_frankfurt_zweigniederlassung.docx
@@ -109,14 +109,6 @@
       </w:r>
       <w:r>
         <w:t xml:space="preserve"> Dr. Carla Heidenreich, Head of Germany Branch</w:t>
-      </w:r>
-    </w:p>
-    <w:p>
-      <w:pPr>
-        <w:jc w:val="left"/>
-      </w:pPr>
-      <w:r>
-        <w:t>Kanzleinotiz: Registerauszug enthält klare Bezeichnung als Zweigniederlassung. Keine eigene juristische Person.</w:t>
       </w:r>
     </w:p>
     <w:sectPr>
